--- a/dossier-puttana-iva.docx
+++ b/dossier-puttana-iva.docx
@@ -8,7 +8,7 @@
         <w:jc w:val="center"/>
       </w:pPr>
       <w:r>
-        <w:t>PUTTANA IVA!</w:t>
+        <w:t>1973: come l’IVA cambiò la vita degli italiani</w:t>
       </w:r>
     </w:p>
     <w:p>
